--- a/phases de DEV/phases generees/PHASE_55_SECOND_PASSAGE_D_AUDIT_CE_QUE_LA_CORRECTION_PRECEDENTE_AVAIT.docx
+++ b/phases de DEV/phases generees/PHASE_55_SECOND_PASSAGE_D_AUDIT_CE_QUE_LA_CORRECTION_PRECEDENTE_AVAIT.docx
@@ -862,100 +862,338 @@
           <w:bCs/>
           <w:color w:val="241F1D"/>
         </w:rPr>
-        <w:t xml:space="preserve">Ce qui reste</w:t>
-      </w:r>
-    </w:p>
-    <w:p>
-      <w:pPr>
-        <w:spacing w:after="60" w:before="60"/>
-      </w:pPr>
-      <w:r>
-        <w:t xml:space="preserve">Les </w:t>
-      </w:r>
-      <w:r>
-        <w:rPr>
-          <w:b/>
-          <w:bCs/>
-        </w:rPr>
-        <w:t xml:space="preserve">tests d'intégration</w:t>
-      </w:r>
-      <w:r>
-        <w:t xml:space="preserve"> n'ont pas pu être relancés ici : le moteur Docker de</w:t>
-      </w:r>
-    </w:p>
-    <w:p>
-      <w:pPr>
-        <w:spacing w:after="60" w:before="60"/>
-      </w:pPr>
-      <w:r>
-        <w:t xml:space="preserve">cette machine ne répond pas. Le CLI est vivant (</w:t>
-      </w:r>
-      <w:r>
-        <w:rPr>
-          <w:rFonts w:ascii="Consolas" w:cs="Consolas" w:eastAsia="Consolas" w:hAnsi="Consolas"/>
-          <w:color w:val="8A3B12"/>
-        </w:rPr>
-        <w:t xml:space="preserve">docker --version</w:t>
-      </w:r>
-      <w:r>
-        <w:t xml:space="preserve">,</w:t>
-      </w:r>
-    </w:p>
-    <w:p>
-      <w:pPr>
-        <w:spacing w:after="60" w:before="60"/>
-      </w:pPr>
-      <w:r>
-        <w:rPr>
-          <w:rFonts w:ascii="Consolas" w:cs="Consolas" w:eastAsia="Consolas" w:hAnsi="Consolas"/>
-          <w:color w:val="8A3B12"/>
-        </w:rPr>
-        <w:t xml:space="preserve">docker context ls</w:t>
-      </w:r>
-      <w:r>
-        <w:t xml:space="preserve">), mais le canal du démon n'existe pas ; redémarrer WSL et</w:t>
-      </w:r>
-    </w:p>
-    <w:p>
-      <w:pPr>
-        <w:spacing w:after="60" w:before="60"/>
-      </w:pPr>
-      <w:r>
-        <w:t xml:space="preserve">Docker Desktop n'y a rien changé, et aucune machine WSL ne tourne. La passe</w:t>
-      </w:r>
-    </w:p>
-    <w:p>
-      <w:pPr>
-        <w:spacing w:after="60" w:before="60"/>
-      </w:pPr>
-      <w:r>
-        <w:t xml:space="preserve">d'audit du jour, elle, les annonce verts (9 suites / 94 tests) — un résultat</w:t>
-      </w:r>
-    </w:p>
-    <w:p>
-      <w:pPr>
-        <w:spacing w:after="60" w:before="60"/>
-      </w:pPr>
-      <w:r>
-        <w:t xml:space="preserve">qu'on garde comme tel, sans se l'approprier.</w:t>
-      </w:r>
-    </w:p>
-    <w:p>
-      <w:pPr>
-        <w:spacing w:after="60" w:before="60"/>
-      </w:pPr>
-      <w:r>
-        <w:t xml:space="preserve">Les </w:t>
-      </w:r>
-      <w:r>
-        <w:rPr>
-          <w:b/>
-          <w:bCs/>
-        </w:rPr>
-        <w:t xml:space="preserve">deux migrations de la phase 53</w:t>
-      </w:r>
-      <w:r>
-        <w:t xml:space="preserve"> restent à passer sur la base cible.</w:t>
+        <w:t xml:space="preserve">Les tests d'intégration, enfin lancés — et mis en CI</w:t>
+      </w:r>
+    </w:p>
+    <w:p>
+      <w:pPr>
+        <w:spacing w:after="60" w:before="60"/>
+      </w:pPr>
+      <w:r>
+        <w:t xml:space="preserve">Le moteur Docker de la machine a d'abord refusé de démarrer (CLI vivant, canal</w:t>
+      </w:r>
+    </w:p>
+    <w:p>
+      <w:pPr>
+        <w:spacing w:after="60" w:before="60"/>
+      </w:pPr>
+      <w:r>
+        <w:t xml:space="preserve">du démon absent, aucune machine WSL en route). Une fois relancé, la suite passe</w:t>
+      </w:r>
+    </w:p>
+    <w:p>
+      <w:pPr>
+        <w:spacing w:after="60" w:before="60"/>
+      </w:pPr>
+      <w:r>
+        <w:t xml:space="preserve">sur une vraie base, et les deux migrations de la phase 53 ont été appliquées sur</w:t>
+      </w:r>
+    </w:p>
+    <w:p>
+      <w:pPr>
+        <w:spacing w:after="60" w:before="60"/>
+      </w:pPr>
+      <w:r>
+        <w:t xml:space="preserve">la base cible.</w:t>
+      </w:r>
+    </w:p>
+    <w:p>
+      <w:pPr>
+        <w:spacing w:after="60" w:before="60"/>
+      </w:pPr>
+      <w:r>
+        <w:rPr>
+          <w:b/>
+          <w:bCs/>
+        </w:rPr>
+        <w:t xml:space="preserve">Trois nouveaux fichiers d'intégration</w:t>
+      </w:r>
+      <w:r>
+        <w:t xml:space="preserve"> sont venus avec, sur les propriétés</w:t>
+      </w:r>
+    </w:p>
+    <w:p>
+      <w:pPr>
+        <w:spacing w:after="60" w:before="60"/>
+      </w:pPr>
+      <w:r>
+        <w:t xml:space="preserve">que des doublures ne peuvent pas démontrer — celles que PostgreSQL tient :</w:t>
+      </w:r>
+    </w:p>
+    <w:p>
+      <w:pPr>
+        <w:pStyle w:val="ListParagraph"/>
+        <w:numPr>
+          <w:ilvl w:val="0"/>
+          <w:numId w:val="1"/>
+        </w:numPr>
+        <w:spacing w:after="40" w:before="40"/>
+      </w:pPr>
+      <w:r>
+        <w:rPr>
+          <w:rFonts w:ascii="Consolas" w:cs="Consolas" w:eastAsia="Consolas" w:hAnsi="Consolas"/>
+          <w:color w:val="8A3B12"/>
+        </w:rPr>
+        <w:t xml:space="preserve">ardoise-envoi.int-spec.ts</w:t>
+      </w:r>
+      <w:r>
+        <w:t xml:space="preserve"> : l'index unique refuse une seconde commande sur
+</w:t>
+      </w:r>
+    </w:p>
+    <w:p>
+      <w:pPr>
+        <w:spacing w:after="60" w:before="60"/>
+      </w:pPr>
+      <w:r>
+        <w:t xml:space="preserve">la même ardoise, les ardoises OUVERTES ne se gênent pas (les </w:t>
+      </w:r>
+      <w:r>
+        <w:rPr>
+          <w:rFonts w:ascii="Consolas" w:cs="Consolas" w:eastAsia="Consolas" w:hAnsi="Consolas"/>
+          <w:color w:val="8A3B12"/>
+        </w:rPr>
+        <w:t xml:space="preserve">order_id</w:t>
+      </w:r>
+      <w:r>
+        <w:t xml:space="preserve"> nuls</w:t>
+      </w:r>
+    </w:p>
+    <w:p>
+      <w:pPr>
+        <w:spacing w:after="60" w:before="60"/>
+      </w:pPr>
+      <w:r>
+        <w:t xml:space="preserve">sont distincts), la revendication </w:t>
+      </w:r>
+      <w:r>
+        <w:rPr>
+          <w:rFonts w:ascii="Consolas" w:cs="Consolas" w:eastAsia="Consolas" w:hAnsi="Consolas"/>
+          <w:color w:val="8A3B12"/>
+        </w:rPr>
+        <w:t xml:space="preserve">OPEN → SENDING</w:t>
+      </w:r>
+      <w:r>
+        <w:t xml:space="preserve"> n'est gagnée **qu'une</w:t>
+      </w:r>
+    </w:p>
+    <w:p>
+      <w:pPr>
+        <w:spacing w:after="60" w:before="60"/>
+      </w:pPr>
+      <w:r>
+        <w:t xml:space="preserve">fois** sur deux appels simultanés réels, et la ronde rattrape un envoi</w:t>
+      </w:r>
+    </w:p>
+    <w:p>
+      <w:pPr>
+        <w:spacing w:after="60" w:before="60"/>
+      </w:pPr>
+      <w:r>
+        <w:t xml:space="preserve">interrompu sans jamais toucher une tournée en train de partir ni une ardoise</w:t>
+      </w:r>
+    </w:p>
+    <w:p>
+      <w:pPr>
+        <w:spacing w:after="60" w:before="60"/>
+      </w:pPr>
+      <w:r>
+        <w:t xml:space="preserve">qui porte déjà sa commande ;</w:t>
+      </w:r>
+    </w:p>
+    <w:p>
+      <w:pPr>
+        <w:pStyle w:val="ListParagraph"/>
+        <w:numPr>
+          <w:ilvl w:val="0"/>
+          <w:numId w:val="1"/>
+        </w:numPr>
+        <w:spacing w:after="40" w:before="40"/>
+      </w:pPr>
+      <w:r>
+        <w:rPr>
+          <w:rFonts w:ascii="Consolas" w:cs="Consolas" w:eastAsia="Consolas" w:hAnsi="Consolas"/>
+          <w:color w:val="8A3B12"/>
+        </w:rPr>
+        <w:t xml:space="preserve">fidelite-reservation.int-spec.ts</w:t>
+      </w:r>
+      <w:r>
+        <w:t xml:space="preserve"> : l'invariant du registre — **la somme des
+</w:t>
+      </w:r>
+    </w:p>
+    <w:p>
+      <w:pPr>
+        <w:spacing w:after="60" w:before="60"/>
+      </w:pPr>
+      <w:r>
+        <w:t xml:space="preserve">mouvements égale toujours le solde** — vérifié après chaque opération</w:t>
+      </w:r>
+    </w:p>
+    <w:p>
+      <w:pPr>
+        <w:spacing w:after="60" w:before="60"/>
+      </w:pPr>
+      <w:r>
+        <w:t xml:space="preserve">(réserver, refuser, rendre, convertir), et deux paniers du même client qui ne</w:t>
+      </w:r>
+    </w:p>
+    <w:p>
+      <w:pPr>
+        <w:spacing w:after="60" w:before="60"/>
+      </w:pPr>
+      <w:r>
+        <w:t xml:space="preserve">peuvent pas dépenser les mêmes points ;</w:t>
+      </w:r>
+    </w:p>
+    <w:p>
+      <w:pPr>
+        <w:pStyle w:val="ListParagraph"/>
+        <w:numPr>
+          <w:ilvl w:val="0"/>
+          <w:numId w:val="1"/>
+        </w:numPr>
+        <w:spacing w:after="40" w:before="40"/>
+      </w:pPr>
+      <w:r>
+        <w:t xml:space="preserve">deux cas ajoutés à </w:t>
+      </w:r>
+      <w:r>
+        <w:rPr>
+          <w:rFonts w:ascii="Consolas" w:cs="Consolas" w:eastAsia="Consolas" w:hAnsi="Consolas"/>
+          <w:color w:val="8A3B12"/>
+        </w:rPr>
+        <w:t xml:space="preserve">contenant-dormant.int-spec.ts</w:t>
+      </w:r>
+      <w:r>
+        <w:t xml:space="preserve"> pour la lecture publique.
+</w:t>
+      </w:r>
+    </w:p>
+    <w:p>
+      <w:pPr>
+        <w:spacing w:after="60" w:before="60"/>
+      </w:pPr>
+      <w:r>
+        <w:t xml:space="preserve">Et surtout : </w:t>
+      </w:r>
+      <w:r>
+        <w:rPr>
+          <w:b/>
+          <w:bCs/>
+        </w:rPr>
+        <w:t xml:space="preserve">la CI les lance</w:t>
+      </w:r>
+      <w:r>
+        <w:t xml:space="preserve">. Elle ne lançait que </w:t>
+      </w:r>
+      <w:r>
+        <w:rPr>
+          <w:rFonts w:ascii="Consolas" w:cs="Consolas" w:eastAsia="Consolas" w:hAnsi="Consolas"/>
+          <w:color w:val="8A3B12"/>
+        </w:rPr>
+        <w:t xml:space="preserve">turbo test</w:t>
+      </w:r>
+      <w:r>
+        <w:t xml:space="preserve">, donc les</w:t>
+      </w:r>
+    </w:p>
+    <w:p>
+      <w:pPr>
+        <w:spacing w:after="60" w:before="60"/>
+      </w:pPr>
+      <w:r>
+        <w:t xml:space="preserve">tests d'intégration ne tournaient que quand quelqu'un y pensait — c'était le P3</w:t>
+      </w:r>
+    </w:p>
+    <w:p>
+      <w:pPr>
+        <w:spacing w:after="60" w:before="60"/>
+      </w:pPr>
+      <w:r>
+        <w:t xml:space="preserve">le plus rentable de l'audit. Le nouveau job monte un Postgres 16, applique les</w:t>
+      </w:r>
+    </w:p>
+    <w:p>
+      <w:pPr>
+        <w:spacing w:after="60" w:before="60"/>
+      </w:pPr>
+      <w:r>
+        <w:rPr>
+          <w:b/>
+          <w:bCs/>
+        </w:rPr>
+        <w:t xml:space="preserve">migrations de production</w:t>
+      </w:r>
+      <w:r>
+        <w:t xml:space="preserve"> (et non </w:t>
+      </w:r>
+      <w:r>
+        <w:rPr>
+          <w:rFonts w:ascii="Consolas" w:cs="Consolas" w:eastAsia="Consolas" w:hAnsi="Consolas"/>
+          <w:color w:val="8A3B12"/>
+        </w:rPr>
+        <w:t xml:space="preserve">db push</w:t>
+      </w:r>
+      <w:r>
+        <w:t xml:space="preserve"> : c'est leur SQL qu'on veut</w:t>
+      </w:r>
+    </w:p>
+    <w:p>
+      <w:pPr>
+        <w:spacing w:after="60" w:before="60"/>
+      </w:pPr>
+      <w:r>
+        <w:t xml:space="preserve">éprouver) puis lance la suite. Détail qui compte : sans </w:t>
+      </w:r>
+      <w:r>
+        <w:rPr>
+          <w:rFonts w:ascii="Consolas" w:cs="Consolas" w:eastAsia="Consolas" w:hAnsi="Consolas"/>
+          <w:color w:val="8A3B12"/>
+        </w:rPr>
+        <w:t xml:space="preserve">DATABASE_URL_TEST</w:t>
+      </w:r>
+      <w:r>
+        <w:t xml:space="preserve">, la</w:t>
+      </w:r>
+    </w:p>
+    <w:p>
+      <w:pPr>
+        <w:spacing w:after="60" w:before="60"/>
+      </w:pPr>
+      <w:r>
+        <w:t xml:space="preserve">suite s'IGNORE au lieu d'échouer — elle ne touche jamais une base qu'on ne lui a</w:t>
+      </w:r>
+    </w:p>
+    <w:p>
+      <w:pPr>
+        <w:spacing w:after="60" w:before="60"/>
+      </w:pPr>
+      <w:r>
+        <w:t xml:space="preserve">pas désignée. Cette variable est donc ce qui fait exister le job.</w:t>
+      </w:r>
+    </w:p>
+    <w:p>
+      <w:pPr>
+        <w:spacing w:after="60" w:before="60"/>
+      </w:pPr>
+      <w:r>
+        <w:rPr>
+          <w:b/>
+          <w:bCs/>
+        </w:rPr>
+        <w:t xml:space="preserve">11 suites d'intégration / 110 tests</w:t>
+      </w:r>
+      <w:r>
+        <w:t xml:space="preserve"> sur base réelle, 684 unitaires,</w:t>
+      </w:r>
+    </w:p>
+    <w:p>
+      <w:pPr>
+        <w:spacing w:after="60" w:before="60"/>
+      </w:pPr>
+      <w:r>
+        <w:t xml:space="preserve">12 mobile.</w:t>
       </w:r>
     </w:p>
     <w:sectPr>

--- a/phases de DEV/phases generees/PHASE_55_SECOND_PASSAGE_D_AUDIT_CE_QUE_LA_CORRECTION_PRECEDENTE_AVAIT.docx
+++ b/phases de DEV/phases generees/PHASE_55_SECOND_PASSAGE_D_AUDIT_CE_QUE_LA_CORRECTION_PRECEDENTE_AVAIT.docx
@@ -1269,7 +1269,7 @@
         <w:sz w:val="16"/>
         <w:szCs w:val="16"/>
       </w:rPr>
-      <w:t xml:space="preserve">01 octobre 2026</w:t>
+      <w:t xml:space="preserve">09 octobre 2026</w:t>
     </w:r>
     <w:r>
       <w:rPr>

--- a/phases de DEV/phases generees/PHASE_55_SECOND_PASSAGE_D_AUDIT_CE_QUE_LA_CORRECTION_PRECEDENTE_AVAIT.docx
+++ b/phases de DEV/phases generees/PHASE_55_SECOND_PASSAGE_D_AUDIT_CE_QUE_LA_CORRECTION_PRECEDENTE_AVAIT.docx
@@ -1269,7 +1269,7 @@
         <w:sz w:val="16"/>
         <w:szCs w:val="16"/>
       </w:rPr>
-      <w:t xml:space="preserve">09 octobre 2026</w:t>
+      <w:t xml:space="preserve">11 octobre 2026</w:t>
     </w:r>
     <w:r>
       <w:rPr>

--- a/phases de DEV/phases generees/PHASE_55_SECOND_PASSAGE_D_AUDIT_CE_QUE_LA_CORRECTION_PRECEDENTE_AVAIT.docx
+++ b/phases de DEV/phases generees/PHASE_55_SECOND_PASSAGE_D_AUDIT_CE_QUE_LA_CORRECTION_PRECEDENTE_AVAIT.docx
@@ -1269,7 +1269,7 @@
         <w:sz w:val="16"/>
         <w:szCs w:val="16"/>
       </w:rPr>
-      <w:t xml:space="preserve">11 octobre 2026</w:t>
+      <w:t xml:space="preserve">19 octobre 2026</w:t>
     </w:r>
     <w:r>
       <w:rPr>
